--- a/docs/SatoshiShield_WhitePaper_v1_4.docx
+++ b/docs/SatoshiShield_WhitePaper_v1_4.docx
@@ -7219,7 +7219,7 @@
           <w:sz w:val="36"/>
           <w:szCs w:val="36"/>
         </w:rPr>
-        <w:t xml:space="preserve">8. Adversarial Considerations</w:t>
+        <w:t xml:space="preserve">9. Adversarial Considerations</w:t>
       </w:r>
     </w:p>
     <w:p>
@@ -9199,7 +9199,7 @@
           <w:sz w:val="36"/>
           <w:szCs w:val="36"/>
         </w:rPr>
-        <w:t xml:space="preserve">9. About</w:t>
+        <w:t xml:space="preserve">10. About</w:t>
       </w:r>
     </w:p>
     <w:p>
@@ -9345,7 +9345,7 @@
           <w:sz w:val="36"/>
           <w:szCs w:val="36"/>
         </w:rPr>
-        <w:t xml:space="preserve">10. License &amp; Disclaimer</w:t>
+        <w:t xml:space="preserve">11. License &amp; Disclaimer</w:t>
       </w:r>
     </w:p>
     <w:p>
@@ -9664,6 +9664,95 @@
                 <w:szCs w:val="20"/>
               </w:rPr>
               <w:t xml:space="preserve">Initial white paper release. Covers problem statement, solution architecture, domain methodology, compatibility, roadmap, and FAQ.</w:t>
+            </w:r>
+          </w:p>
+        </w:tc>
+      </w:tr>
+      <w:tr>
+        <w:tc>
+          <w:tcPr>
+            <w:tcW w:type="dxa" w:w="1000"/>
+            <w:tcBorders>
+              <w:top w:val="single" w:color="DDDDDD" w:sz="1"/>
+              <w:left w:val="single" w:color="DDDDDD" w:sz="1"/>
+              <w:bottom w:val="single" w:color="DDDDDD" w:sz="1"/>
+              <w:right w:val="single" w:color="DDDDDD" w:sz="1"/>
+            </w:tcBorders>
+            <w:shd w:fill="FFFFFF" w:val="clear"/>
+            <w:tcMar>
+              <w:top w:type="dxa" w:w="100"/>
+              <w:left w:type="dxa" w:w="160"/>
+              <w:bottom w:type="dxa" w:w="100"/>
+              <w:right w:type="dxa" w:w="160"/>
+            </w:tcMar>
+          </w:tcPr>
+          <w:p>
+            <w:r>
+              <w:rPr>
+                <w:rFonts w:ascii="Arial" w:cs="Arial" w:eastAsia="Arial" w:hAnsi="Arial"/>
+                <w:color w:val="1A1A2E"/>
+                <w:sz w:val="20"/>
+                <w:szCs w:val="20"/>
+              </w:rPr>
+              <w:t xml:space="preserve">1.4</w:t>
+            </w:r>
+          </w:p>
+        </w:tc>
+        <w:tc>
+          <w:tcPr>
+            <w:tcW w:type="dxa" w:w="1200"/>
+            <w:tcBorders>
+              <w:top w:val="single" w:color="DDDDDD" w:sz="1"/>
+              <w:left w:val="single" w:color="DDDDDD" w:sz="1"/>
+              <w:bottom w:val="single" w:color="DDDDDD" w:sz="1"/>
+              <w:right w:val="single" w:color="DDDDDD" w:sz="1"/>
+            </w:tcBorders>
+            <w:shd w:fill="FFFFFF" w:val="clear"/>
+            <w:tcMar>
+              <w:top w:type="dxa" w:w="100"/>
+              <w:left w:type="dxa" w:w="160"/>
+              <w:bottom w:type="dxa" w:w="100"/>
+              <w:right w:type="dxa" w:w="160"/>
+            </w:tcMar>
+          </w:tcPr>
+          <w:p>
+            <w:r>
+              <w:rPr>
+                <w:rFonts w:ascii="Arial" w:cs="Arial" w:eastAsia="Arial" w:hAnsi="Arial"/>
+                <w:color w:val="1A1A2E"/>
+                <w:sz w:val="20"/>
+                <w:szCs w:val="20"/>
+              </w:rPr>
+              <w:t xml:space="preserve">May 2026</w:t>
+            </w:r>
+          </w:p>
+        </w:tc>
+        <w:tc>
+          <w:tcPr>
+            <w:tcW w:type="dxa" w:w="7160"/>
+            <w:tcBorders>
+              <w:top w:val="single" w:color="DDDDDD" w:sz="1"/>
+              <w:left w:val="single" w:color="DDDDDD" w:sz="1"/>
+              <w:bottom w:val="single" w:color="DDDDDD" w:sz="1"/>
+              <w:right w:val="single" w:color="DDDDDD" w:sz="1"/>
+            </w:tcBorders>
+            <w:shd w:fill="FFFFFF" w:val="clear"/>
+            <w:tcMar>
+              <w:top w:type="dxa" w:w="100"/>
+              <w:left w:type="dxa" w:w="160"/>
+              <w:bottom w:type="dxa" w:w="100"/>
+              <w:right w:type="dxa" w:w="160"/>
+            </w:tcMar>
+          </w:tcPr>
+          <w:p>
+            <w:r>
+              <w:rPr>
+                <w:rFonts w:ascii="Arial" w:cs="Arial" w:eastAsia="Arial" w:hAnsi="Arial"/>
+                <w:color w:val="1A1A2E"/>
+                <w:sz w:val="20"/>
+                <w:szCs w:val="20"/>
+              </w:rPr>
+              <w:t xml:space="preserve">Updated to v1.4 metadata. GitHub handle migrated from sawdustpilgrim to cypherpilgrim across all URLs. Glassnode and Nansen Table 5 entries note their promotion to Tier 1 in v1.1. Section 9 About text genericized. Section 4.4 wording clarified to indicate it describes v1.0 state. Duplicate Section 8 numbering fixed: Adversarial Considerations is now Section 9, About is now Section 10, License is now Section 11.</w:t>
             </w:r>
           </w:p>
         </w:tc>

--- a/docs/SatoshiShield_WhitePaper_v1_4.docx
+++ b/docs/SatoshiShield_WhitePaper_v1_4.docx
@@ -7284,7 +7284,7 @@
           <w:sz w:val="28"/>
           <w:szCs w:val="28"/>
         </w:rPr>
-        <w:t xml:space="preserve">8.1 Domain Rotation</w:t>
+        <w:t xml:space="preserve">9.1 Domain Rotation</w:t>
       </w:r>
     </w:p>
     <w:p>
@@ -7425,7 +7425,7 @@
           <w:sz w:val="28"/>
           <w:szCs w:val="28"/>
         </w:rPr>
-        <w:t xml:space="preserve">8.2 CDN Masking</w:t>
+        <w:t xml:space="preserve">9.2 CDN Masking</w:t>
       </w:r>
     </w:p>
     <w:p>
@@ -7528,7 +7528,7 @@
           <w:sz w:val="28"/>
           <w:szCs w:val="28"/>
         </w:rPr>
-        <w:t xml:space="preserve">8.3 Hardcoded IP Addresses</w:t>
+        <w:t xml:space="preserve">9.3 Hardcoded IP Addresses</w:t>
       </w:r>
     </w:p>
     <w:p>
@@ -7704,7 +7704,7 @@
           <w:sz w:val="28"/>
           <w:szCs w:val="28"/>
         </w:rPr>
-        <w:t xml:space="preserve">8.4 Legitimate Domain Camouflage</w:t>
+        <w:t xml:space="preserve">9.4 Legitimate Domain Camouflage</w:t>
       </w:r>
     </w:p>
     <w:p>
@@ -7826,7 +7826,7 @@
           <w:sz w:val="28"/>
           <w:szCs w:val="28"/>
         </w:rPr>
-        <w:t xml:space="preserve">8.5 Legal Threats</w:t>
+        <w:t xml:space="preserve">9.5 Legal Threats</w:t>
       </w:r>
     </w:p>
     <w:p>
@@ -7967,7 +7967,7 @@
           <w:sz w:val="28"/>
           <w:szCs w:val="28"/>
         </w:rPr>
-        <w:t xml:space="preserve">8.6 Community Infiltration</w:t>
+        <w:t xml:space="preserve">9.6 Community Infiltration</w:t>
       </w:r>
     </w:p>
     <w:p>
@@ -8108,7 +8108,7 @@
           <w:sz w:val="28"/>
           <w:szCs w:val="28"/>
         </w:rPr>
-        <w:t xml:space="preserve">8.7 Project Irrelevance</w:t>
+        <w:t xml:space="preserve">9.7 Project Irrelevance</w:t>
       </w:r>
     </w:p>
     <w:p>
@@ -8197,7 +8197,7 @@
           <w:sz w:val="28"/>
           <w:szCs w:val="28"/>
         </w:rPr>
-        <w:t xml:space="preserve">8.8 Countermeasure Summary</w:t>
+        <w:t xml:space="preserve">9.8 Countermeasure Summary</w:t>
       </w:r>
     </w:p>
     <w:tbl>

--- a/docs/SatoshiShield_WhitePaper_v1_4.docx
+++ b/docs/SatoshiShield_WhitePaper_v1_4.docx
@@ -5138,7 +5138,7 @@
                 <w:sz w:val="20"/>
                 <w:szCs w:val="20"/>
               </w:rPr>
-              <w:t xml:space="preserve">Market Surveillance</w:t>
+              <w:t xml:space="preserve">Blockchain Analytics</w:t>
             </w:r>
           </w:p>
         </w:tc>
